--- a/Semester 2/Stage_1_Tutorial_Student_Handout.docx
+++ b/Semester 2/Stage_1_Tutorial_Student_Handout.docx
@@ -62,8 +62,13 @@
       <w:pPr>
         <w:pStyle w:val="ListBullet"/>
       </w:pPr>
+      <w:proofErr w:type="spellStart"/>
       <w:r>
-        <w:t>Recognise missing requirements.</w:t>
+        <w:t>Recognise</w:t>
+      </w:r>
+      <w:proofErr w:type="spellEnd"/>
+      <w:r>
+        <w:t xml:space="preserve"> missing requirements.</w:t>
       </w:r>
     </w:p>
     <w:p>
@@ -100,7 +105,10 @@
         <w:t xml:space="preserve">1. </w:t>
       </w:r>
       <w:r>
-        <w:t>Still need to be able to read and comprehend the AI’s code</w:t>
+        <w:t>N</w:t>
+      </w:r>
+      <w:r>
+        <w:t>eed to be able to read and comprehend the AI’s code</w:t>
       </w:r>
     </w:p>
     <w:p>
@@ -114,6 +122,9 @@
     <w:p>
       <w:r>
         <w:t xml:space="preserve">3. </w:t>
+      </w:r>
+      <w:r>
+        <w:t>Need to be able to identify limitations with the code and amend them</w:t>
       </w:r>
     </w:p>
     <w:p>
@@ -325,11 +336,7 @@
           </w:tcPr>
           <w:p>
             <w:r>
-              <w:t xml:space="preserve">The AI is not really programming; it is simply pulling together fragments of what it </w:t>
-            </w:r>
-            <w:r>
-              <w:lastRenderedPageBreak/>
-              <w:t>‘knows’ about programming and hoping it works. It also isn’t really software engineering either, as the AI isn’t planning the output, it’s just cobbling it together.</w:t>
+              <w:t>The AI is not really programming; it is simply pulling together fragments of what it ‘knows’ about programming and hoping it works. It also isn’t really software engineering either, as the AI isn’t planning the output, it’s just cobbling it together.</w:t>
             </w:r>
           </w:p>
         </w:tc>
@@ -340,7 +347,6 @@
         <w:pStyle w:val="Heading1"/>
       </w:pPr>
       <w:r>
-        <w:lastRenderedPageBreak/>
         <w:t>Activity 3 - SmartCare Problem Analysis (20 minutes)</w:t>
       </w:r>
     </w:p>
@@ -521,10 +527,16 @@
       <w:r>
         <w:t xml:space="preserve">2. </w:t>
       </w:r>
+      <w:r>
+        <w:t>Updating spreadsheets when new appointments are made and old appointments are done</w:t>
+      </w:r>
     </w:p>
     <w:p>
       <w:r>
         <w:t xml:space="preserve">3. </w:t>
+      </w:r>
+      <w:r>
+        <w:t>Above problems make it a very labor-intensive system to maintain</w:t>
       </w:r>
     </w:p>
     <w:p>
@@ -544,15 +556,27 @@
       <w:r>
         <w:t xml:space="preserve">1. </w:t>
       </w:r>
+      <w:r>
+        <w:t>What</w:t>
+      </w:r>
+      <w:r>
+        <w:t xml:space="preserve"> functions do you need for this system to be useful to you</w:t>
+      </w:r>
     </w:p>
     <w:p>
       <w:r>
         <w:t xml:space="preserve">2. </w:t>
       </w:r>
+      <w:r>
+        <w:t>Why do you want this system to be changed</w:t>
+      </w:r>
     </w:p>
     <w:p>
       <w:r>
         <w:t xml:space="preserve">3. </w:t>
+      </w:r>
+      <w:r>
+        <w:t>Why is this system’s functionality important to you</w:t>
       </w:r>
     </w:p>
     <w:p>
@@ -647,19 +671,31 @@
           <w:tcPr>
             <w:tcW w:w="2520" w:type="dxa"/>
           </w:tcPr>
-          <w:p/>
+          <w:p>
+            <w:r>
+              <w:t>Yes</w:t>
+            </w:r>
+          </w:p>
         </w:tc>
         <w:tc>
           <w:tcPr>
             <w:tcW w:w="2520" w:type="dxa"/>
           </w:tcPr>
-          <w:p/>
+          <w:p>
+            <w:r>
+              <w:t>Yes</w:t>
+            </w:r>
+          </w:p>
         </w:tc>
         <w:tc>
           <w:tcPr>
             <w:tcW w:w="2520" w:type="dxa"/>
           </w:tcPr>
-          <w:p/>
+          <w:p>
+            <w:r>
+              <w:t>Include</w:t>
+            </w:r>
+          </w:p>
         </w:tc>
       </w:tr>
       <w:tr>
@@ -677,19 +713,34 @@
           <w:tcPr>
             <w:tcW w:w="2520" w:type="dxa"/>
           </w:tcPr>
-          <w:p/>
+          <w:p>
+            <w:r>
+              <w:t>No</w:t>
+            </w:r>
+          </w:p>
         </w:tc>
         <w:tc>
           <w:tcPr>
             <w:tcW w:w="2520" w:type="dxa"/>
           </w:tcPr>
-          <w:p/>
+          <w:p>
+            <w:r>
+              <w:t>No</w:t>
+            </w:r>
+          </w:p>
         </w:tc>
         <w:tc>
           <w:tcPr>
             <w:tcW w:w="2520" w:type="dxa"/>
           </w:tcPr>
-          <w:p/>
+          <w:p>
+            <w:r>
+              <w:t>Ex</w:t>
+            </w:r>
+            <w:r>
+              <w:t>clude</w:t>
+            </w:r>
+          </w:p>
         </w:tc>
       </w:tr>
       <w:tr>
@@ -699,7 +750,6 @@
           </w:tcPr>
           <w:p>
             <w:r>
-              <w:lastRenderedPageBreak/>
               <w:t>AI diagnosis recommendations</w:t>
             </w:r>
           </w:p>
@@ -708,19 +758,31 @@
           <w:tcPr>
             <w:tcW w:w="2520" w:type="dxa"/>
           </w:tcPr>
-          <w:p/>
+          <w:p>
+            <w:r>
+              <w:t>No</w:t>
+            </w:r>
+          </w:p>
         </w:tc>
         <w:tc>
           <w:tcPr>
             <w:tcW w:w="2520" w:type="dxa"/>
           </w:tcPr>
-          <w:p/>
+          <w:p>
+            <w:r>
+              <w:t>No</w:t>
+            </w:r>
+          </w:p>
         </w:tc>
         <w:tc>
           <w:tcPr>
             <w:tcW w:w="2520" w:type="dxa"/>
           </w:tcPr>
-          <w:p/>
+          <w:p>
+            <w:r>
+              <w:t>Exclude</w:t>
+            </w:r>
+          </w:p>
         </w:tc>
       </w:tr>
       <w:tr>
@@ -738,19 +800,31 @@
           <w:tcPr>
             <w:tcW w:w="2520" w:type="dxa"/>
           </w:tcPr>
-          <w:p/>
+          <w:p>
+            <w:r>
+              <w:t>Yes</w:t>
+            </w:r>
+          </w:p>
         </w:tc>
         <w:tc>
           <w:tcPr>
             <w:tcW w:w="2520" w:type="dxa"/>
           </w:tcPr>
-          <w:p/>
+          <w:p>
+            <w:r>
+              <w:t>Yes</w:t>
+            </w:r>
+          </w:p>
         </w:tc>
         <w:tc>
           <w:tcPr>
             <w:tcW w:w="2520" w:type="dxa"/>
           </w:tcPr>
-          <w:p/>
+          <w:p>
+            <w:r>
+              <w:t>Include</w:t>
+            </w:r>
+          </w:p>
         </w:tc>
       </w:tr>
       <w:tr>
@@ -768,19 +842,31 @@
           <w:tcPr>
             <w:tcW w:w="2520" w:type="dxa"/>
           </w:tcPr>
-          <w:p/>
+          <w:p>
+            <w:r>
+              <w:t>No</w:t>
+            </w:r>
+          </w:p>
         </w:tc>
         <w:tc>
           <w:tcPr>
             <w:tcW w:w="2520" w:type="dxa"/>
           </w:tcPr>
-          <w:p/>
+          <w:p>
+            <w:r>
+              <w:t>No</w:t>
+            </w:r>
+          </w:p>
         </w:tc>
         <w:tc>
           <w:tcPr>
             <w:tcW w:w="2520" w:type="dxa"/>
           </w:tcPr>
-          <w:p/>
+          <w:p>
+            <w:r>
+              <w:t>Exclude</w:t>
+            </w:r>
+          </w:p>
         </w:tc>
       </w:tr>
       <w:tr>
@@ -798,19 +884,31 @@
           <w:tcPr>
             <w:tcW w:w="2520" w:type="dxa"/>
           </w:tcPr>
-          <w:p/>
+          <w:p>
+            <w:r>
+              <w:t>Yes</w:t>
+            </w:r>
+          </w:p>
         </w:tc>
         <w:tc>
           <w:tcPr>
             <w:tcW w:w="2520" w:type="dxa"/>
           </w:tcPr>
-          <w:p/>
+          <w:p>
+            <w:r>
+              <w:t>No</w:t>
+            </w:r>
+          </w:p>
         </w:tc>
         <w:tc>
           <w:tcPr>
             <w:tcW w:w="2520" w:type="dxa"/>
           </w:tcPr>
-          <w:p/>
+          <w:p>
+            <w:r>
+              <w:t>Exclude</w:t>
+            </w:r>
+          </w:p>
         </w:tc>
       </w:tr>
       <w:tr>
@@ -828,19 +926,31 @@
           <w:tcPr>
             <w:tcW w:w="2520" w:type="dxa"/>
           </w:tcPr>
-          <w:p/>
+          <w:p>
+            <w:r>
+              <w:t>No</w:t>
+            </w:r>
+          </w:p>
         </w:tc>
         <w:tc>
           <w:tcPr>
             <w:tcW w:w="2520" w:type="dxa"/>
           </w:tcPr>
-          <w:p/>
+          <w:p>
+            <w:r>
+              <w:t>No</w:t>
+            </w:r>
+          </w:p>
         </w:tc>
         <w:tc>
           <w:tcPr>
             <w:tcW w:w="2520" w:type="dxa"/>
           </w:tcPr>
-          <w:p/>
+          <w:p>
+            <w:r>
+              <w:t>Exclude</w:t>
+            </w:r>
+          </w:p>
         </w:tc>
       </w:tr>
       <w:tr>
@@ -858,19 +968,31 @@
           <w:tcPr>
             <w:tcW w:w="2520" w:type="dxa"/>
           </w:tcPr>
-          <w:p/>
+          <w:p>
+            <w:r>
+              <w:t>No</w:t>
+            </w:r>
+          </w:p>
         </w:tc>
         <w:tc>
           <w:tcPr>
             <w:tcW w:w="2520" w:type="dxa"/>
           </w:tcPr>
-          <w:p/>
+          <w:p>
+            <w:r>
+              <w:t>No</w:t>
+            </w:r>
+          </w:p>
         </w:tc>
         <w:tc>
           <w:tcPr>
             <w:tcW w:w="2520" w:type="dxa"/>
           </w:tcPr>
-          <w:p/>
+          <w:p>
+            <w:r>
+              <w:t>Exclude</w:t>
+            </w:r>
+          </w:p>
         </w:tc>
       </w:tr>
     </w:tbl>
@@ -879,12 +1001,29 @@
         <w:pStyle w:val="Heading1"/>
       </w:pPr>
       <w:r>
+        <w:lastRenderedPageBreak/>
         <w:t>Exit question</w:t>
       </w:r>
     </w:p>
     <w:p>
+      <w:pPr>
+        <w:rPr>
+          <w:color w:val="EE0000"/>
+        </w:rPr>
+      </w:pPr>
       <w:r>
+        <w:rPr>
+          <w:color w:val="EE0000"/>
+        </w:rPr>
         <w:t>Write one activity that a software engineer must perform and that cannot safely be delegated entirely to AI.</w:t>
+      </w:r>
+    </w:p>
+    <w:p>
+      <w:r>
+        <w:t xml:space="preserve">A software engineer must </w:t>
+      </w:r>
+      <w:r>
+        <w:t>be able to identify limitations with new and existing systems and plan accordingly</w:t>
       </w:r>
     </w:p>
     <w:sectPr>
